--- a/countries/saint-vincent-and-the-grenadines/output/UPR39_Saint_Vincent_Grenadines_Thematic_List_of_Recommendations_ASSESSED.docx
+++ b/countries/saint-vincent-and-the-grenadines/output/UPR39_Saint_Vincent_Grenadines_Thematic_List_of_Recommendations_ASSESSED.docx
@@ -1122,7 +1122,7 @@
               <w:t xml:space="preserve">Assessment: </w:t>
             </w:r>
             <w:r>
-              <w:t>The documents contain no information on this ask.</w:t>
+              <w:t>The documents contain no information on this recommendation.</w:t>
             </w:r>
           </w:p>
         </w:tc>
@@ -10943,7 +10943,7 @@
               <w:t xml:space="preserve">Assessment: </w:t>
             </w:r>
             <w:r>
-              <w:t>The documents contain no specific information on measures on this ask.</w:t>
+              <w:t>The documents contain no specific information on measures on this recommendation.</w:t>
             </w:r>
           </w:p>
         </w:tc>
@@ -11652,7 +11652,7 @@
               <w:t xml:space="preserve">Assessment: </w:t>
             </w:r>
             <w:r>
-              <w:t>The documents contain no specific information on measures on this ask.</w:t>
+              <w:t>The documents contain no specific information on measures on this recommendation.</w:t>
             </w:r>
           </w:p>
         </w:tc>
@@ -11880,7 +11880,7 @@
               <w:t xml:space="preserve">Assessment: </w:t>
             </w:r>
             <w:r>
-              <w:t>The documents contain no specific information on measures on this ask.</w:t>
+              <w:t>The documents contain no specific information on measures on this recommendation.</w:t>
             </w:r>
           </w:p>
         </w:tc>
@@ -12101,7 +12101,7 @@
               <w:t xml:space="preserve">Assessment: </w:t>
             </w:r>
             <w:r>
-              <w:t>The documents contain no specific information on measures on this ask.</w:t>
+              <w:t>The documents contain no specific information on measures on this recommendation.</w:t>
             </w:r>
           </w:p>
         </w:tc>
@@ -13107,7 +13107,7 @@
               <w:t xml:space="preserve">Assessment: </w:t>
             </w:r>
             <w:r>
-              <w:t>The documents contain no specific information on measures on this ask.</w:t>
+              <w:t>The documents contain no specific information on measures on this recommendation.</w:t>
             </w:r>
           </w:p>
         </w:tc>
@@ -13930,7 +13930,7 @@
               <w:t xml:space="preserve">Assessment: </w:t>
             </w:r>
             <w:r>
-              <w:t>The documents contain no information on this ask.</w:t>
+              <w:t>The documents contain no information on this recommendation.</w:t>
             </w:r>
           </w:p>
         </w:tc>
@@ -14157,7 +14157,7 @@
               <w:t xml:space="preserve">Assessment: </w:t>
             </w:r>
             <w:r>
-              <w:t>The documents contain no information on this ask.</w:t>
+              <w:t>The documents contain no information on this recommendation.</w:t>
             </w:r>
           </w:p>
         </w:tc>
@@ -16169,7 +16169,7 @@
               <w:t xml:space="preserve">Assessment: </w:t>
             </w:r>
             <w:r>
-              <w:t>The documents contain no specific information on this ask.</w:t>
+              <w:t>The documents contain no specific information on this recommendation.</w:t>
             </w:r>
           </w:p>
         </w:tc>
@@ -16420,7 +16420,7 @@
               <w:t xml:space="preserve">Assessment: </w:t>
             </w:r>
             <w:r>
-              <w:t>The documents contain no specific information on this ask.</w:t>
+              <w:t>The documents contain no specific information on this recommendation.</w:t>
             </w:r>
           </w:p>
         </w:tc>
@@ -16679,7 +16679,7 @@
               <w:t xml:space="preserve">Assessment: </w:t>
             </w:r>
             <w:r>
-              <w:t>The documents contain no specific information on this ask.</w:t>
+              <w:t>The documents contain no specific information on this recommendation.</w:t>
             </w:r>
           </w:p>
         </w:tc>
@@ -17231,7 +17231,7 @@
               <w:t xml:space="preserve">Assessment: </w:t>
             </w:r>
             <w:r>
-              <w:t>The documents contain no information on this ask.</w:t>
+              <w:t>The documents contain no information on this recommendation.</w:t>
             </w:r>
           </w:p>
         </w:tc>
@@ -19485,7 +19485,7 @@
               <w:t xml:space="preserve">Assessment: </w:t>
             </w:r>
             <w:r>
-              <w:t>The documents contain no information on this ask.</w:t>
+              <w:t>The documents contain no information on this recommendation.</w:t>
             </w:r>
           </w:p>
         </w:tc>
@@ -19733,7 +19733,7 @@
               <w:t xml:space="preserve">Assessment: </w:t>
             </w:r>
             <w:r>
-              <w:t>The documents contain no information on this ask.</w:t>
+              <w:t>The documents contain no information on this recommendation.</w:t>
             </w:r>
           </w:p>
         </w:tc>
@@ -21784,7 +21784,7 @@
               <w:t xml:space="preserve">Assessment: </w:t>
             </w:r>
             <w:r>
-              <w:t>The documents contain no information on this ask.</w:t>
+              <w:t>The documents contain no information on this recommendation.</w:t>
             </w:r>
           </w:p>
         </w:tc>
@@ -24339,7 +24339,7 @@
               <w:t xml:space="preserve">Assessment: </w:t>
             </w:r>
             <w:r>
-              <w:t>The documents contain no information on this ask.</w:t>
+              <w:t>The documents contain no information on this recommendation.</w:t>
             </w:r>
           </w:p>
         </w:tc>
@@ -28391,7 +28391,7 @@
               <w:t xml:space="preserve">Assessment: </w:t>
             </w:r>
             <w:r>
-              <w:t>The documents contain no information on this ask.</w:t>
+              <w:t>The documents contain no information on this recommendation.</w:t>
             </w:r>
           </w:p>
         </w:tc>
@@ -29528,7 +29528,7 @@
               <w:t xml:space="preserve">Assessment: </w:t>
             </w:r>
             <w:r>
-              <w:t>The documents contain no specific information on measures on this ask.</w:t>
+              <w:t>The documents contain no specific information on measures on this recommendation.</w:t>
             </w:r>
           </w:p>
         </w:tc>
@@ -29789,7 +29789,7 @@
               <w:t xml:space="preserve">Assessment: </w:t>
             </w:r>
             <w:r>
-              <w:t>The documents contain no specific information on measures on this ask.</w:t>
+              <w:t>The documents contain no specific information on measures on this recommendation.</w:t>
             </w:r>
           </w:p>
         </w:tc>
@@ -36893,7 +36893,7 @@
               <w:t xml:space="preserve">Assessment: </w:t>
             </w:r>
             <w:r>
-              <w:t>The documents contain no information on this ask.</w:t>
+              <w:t>The documents contain no information on this recommendation.</w:t>
             </w:r>
           </w:p>
         </w:tc>
@@ -37655,7 +37655,7 @@
               <w:t xml:space="preserve">Assessment: </w:t>
             </w:r>
             <w:r>
-              <w:t>The documents contain no information on this ask.</w:t>
+              <w:t>The documents contain no information on this recommendation.</w:t>
             </w:r>
           </w:p>
         </w:tc>
@@ -37894,7 +37894,7 @@
               <w:t xml:space="preserve">Assessment: </w:t>
             </w:r>
             <w:r>
-              <w:t>The documents contain no information on this ask.</w:t>
+              <w:t>The documents contain no information on this recommendation.</w:t>
             </w:r>
           </w:p>
         </w:tc>
